--- a/5.0/templates/reference.docx
+++ b/5.0/templates/reference.docx
@@ -468,7 +468,7 @@
                 <w:rPr>
                   <w:szCs w:val="20"/>
                 </w:rPr>
-                <w:t>OWASP Application Security Verification Standard 4.0</w:t>
+                <w:t>OWASP Application Security Verification Standard 5.0.0</w:t>
               </w:r>
             </w:p>
           </w:tc>
@@ -529,7 +529,7 @@
                 <w:rPr>
                   <w:szCs w:val="20"/>
                 </w:rPr>
-                <w:t>OWASP Application Security Verification Standard 4.0</w:t>
+                <w:t>OWASP Application Security Verification Standard 5.0.0</w:t>
               </w:r>
             </w:p>
           </w:tc>

--- a/5.0/templates/reference.docx
+++ b/5.0/templates/reference.docx
@@ -468,7 +468,7 @@
                 <w:rPr>
                   <w:szCs w:val="20"/>
                 </w:rPr>
-                <w:t>OWASP Application Security Verification Standard 5.0.0</w:t>
+                <w:t>OWASP Application Security Verification Standard 4.0</w:t>
               </w:r>
             </w:p>
           </w:tc>
@@ -529,7 +529,7 @@
                 <w:rPr>
                   <w:szCs w:val="20"/>
                 </w:rPr>
-                <w:t>OWASP Application Security Verification Standard 5.0.0</w:t>
+                <w:t>OWASP Application Security Verification Standard 4.0</w:t>
               </w:r>
             </w:p>
           </w:tc>
